--- a/downloads/teacher/04 Units/Unit 00 - Launch - Welcome to the FACS Room/Vocabulary 00.docx
+++ b/downloads/teacher/04 Units/Unit 00 - Launch - Welcome to the FACS Room/Vocabulary 00.docx
@@ -2953,11 +2953,17 @@
       <w:r>
         <w:t xml:space="preserve">Notes:</w:t>
       </w:r>
+    </w:p>
+    <w:p>
+      <w:pPr>
+        <w:numPr>
+          <w:ilvl w:val="0"/>
+          <w:numId w:val="1001"/>
+        </w:numPr>
+        <w:pStyle w:val="Compact"/>
+      </w:pPr>
       <w:r>
-        <w:t xml:space="preserve"> </w:t>
-      </w:r>
-      <w:r>
-        <w:t xml:space="preserve">- Unit 1’s vocabulary list (</w:t>
+        <w:t xml:space="preserve">Unit 1’s vocabulary list (</w:t>
       </w:r>
       <w:r>
         <w:rPr>
@@ -2968,11 +2974,17 @@
       <w:r>
         <w:t xml:space="preserve">) uses the same translations for hazard and sanitation; keep them matching if one is corrected.</w:t>
       </w:r>
+    </w:p>
+    <w:p>
+      <w:pPr>
+        <w:numPr>
+          <w:ilvl w:val="0"/>
+          <w:numId w:val="1001"/>
+        </w:numPr>
+        <w:pStyle w:val="Compact"/>
+      </w:pPr>
       <w:r>
-        <w:t xml:space="preserve"> </w:t>
-      </w:r>
-      <w:r>
-        <w:t xml:space="preserve">- The Spanish column is new in this unit because Sal’s sections may include Spanish speakers; at Brentwood the translations were Turkish and Portuguese only.</w:t>
+        <w:t xml:space="preserve">The Spanish column is new in this unit because Sal’s sections may include Spanish speakers; at Brentwood the translations were Turkish and Portuguese only.</w:t>
       </w:r>
     </w:p>
     <w:sectPr>
@@ -3157,8 +3169,114 @@
       </w:pPr>
     </w:lvl>
   </w:abstractNum>
+  <w:abstractNum w:abstractNumId="991">
+    <w:nsid w:val="ea454b4c"/>
+    <w:multiLevelType w:val="multilevel"/>
+    <w:lvl w:ilvl="0">
+      <w:numFmt w:val="bullet"/>
+      <w:lvlText w:val="•"/>
+      <w:lvlJc w:val="left"/>
+      <w:pPr>
+        <w:tabs>
+          <w:tab w:val="num" w:pos="0"/>
+        </w:tabs>
+        <w:ind w:left="480" w:hanging="480"/>
+      </w:pPr>
+    </w:lvl>
+    <w:lvl w:ilvl="1">
+      <w:numFmt w:val="bullet"/>
+      <w:lvlText w:val="–"/>
+      <w:lvlJc w:val="left"/>
+      <w:pPr>
+        <w:tabs>
+          <w:tab w:val="num" w:pos="720"/>
+        </w:tabs>
+        <w:ind w:left="1200" w:hanging="480"/>
+      </w:pPr>
+    </w:lvl>
+    <w:lvl w:ilvl="2">
+      <w:numFmt w:val="bullet"/>
+      <w:lvlText w:val="•"/>
+      <w:lvlJc w:val="left"/>
+      <w:pPr>
+        <w:tabs>
+          <w:tab w:val="num" w:pos="1440"/>
+        </w:tabs>
+        <w:ind w:left="1920" w:hanging="480"/>
+      </w:pPr>
+    </w:lvl>
+    <w:lvl w:ilvl="3">
+      <w:numFmt w:val="bullet"/>
+      <w:lvlText w:val="–"/>
+      <w:lvlJc w:val="left"/>
+      <w:pPr>
+        <w:tabs>
+          <w:tab w:val="num" w:pos="2160"/>
+        </w:tabs>
+        <w:ind w:left="2640" w:hanging="480"/>
+      </w:pPr>
+    </w:lvl>
+    <w:lvl w:ilvl="4">
+      <w:numFmt w:val="bullet"/>
+      <w:lvlText w:val="•"/>
+      <w:lvlJc w:val="left"/>
+      <w:pPr>
+        <w:tabs>
+          <w:tab w:val="num" w:pos="2880"/>
+        </w:tabs>
+        <w:ind w:left="3360" w:hanging="480"/>
+      </w:pPr>
+    </w:lvl>
+    <w:lvl w:ilvl="5">
+      <w:numFmt w:val="bullet"/>
+      <w:lvlText w:val="–"/>
+      <w:lvlJc w:val="left"/>
+      <w:pPr>
+        <w:tabs>
+          <w:tab w:val="num" w:pos="3600"/>
+        </w:tabs>
+        <w:ind w:left="4080" w:hanging="480"/>
+      </w:pPr>
+    </w:lvl>
+    <w:lvl w:ilvl="6">
+      <w:numFmt w:val="bullet"/>
+      <w:lvlText w:val="•"/>
+      <w:lvlJc w:val="left"/>
+      <w:pPr>
+        <w:tabs>
+          <w:tab w:val="num" w:pos="4320"/>
+        </w:tabs>
+        <w:ind w:left="4800" w:hanging="480"/>
+      </w:pPr>
+    </w:lvl>
+    <w:lvl w:ilvl="7">
+      <w:numFmt w:val="bullet"/>
+      <w:lvlText w:val="–"/>
+      <w:lvlJc w:val="left"/>
+      <w:pPr>
+        <w:tabs>
+          <w:tab w:val="num" w:pos="5040"/>
+        </w:tabs>
+        <w:ind w:left="5520" w:hanging="480"/>
+      </w:pPr>
+    </w:lvl>
+    <w:lvl w:ilvl="8">
+      <w:numFmt w:val="bullet"/>
+      <w:lvlText w:val="•"/>
+      <w:lvlJc w:val="left"/>
+      <w:pPr>
+        <w:tabs>
+          <w:tab w:val="num" w:pos="5760"/>
+        </w:tabs>
+        <w:ind w:left="6240" w:hanging="480"/>
+      </w:pPr>
+    </w:lvl>
+  </w:abstractNum>
   <w:num w:numId="1000">
     <w:abstractNumId w:val="990"/>
+  </w:num>
+  <w:num w:numId="1001">
+    <w:abstractNumId w:val="991"/>
   </w:num>
 </w:numbering>
 </file>

--- a/downloads/teacher/04 Units/Unit 00 - Launch - Welcome to the FACS Room/Vocabulary 00.docx
+++ b/downloads/teacher/04 Units/Unit 00 - Launch - Welcome to the FACS Room/Vocabulary 00.docx
@@ -28,7 +28,7 @@
         <w:rPr>
           <w:b/>
         </w:rPr>
-        <w:t xml:space="preserve">Translation status: [check with a native speaker].</w:t>
+        <w:t xml:space="preserve">Translation status.</w:t>
       </w:r>
       <w:r>
         <w:t xml:space="preserve"> </w:t>
@@ -49,9 +49,9 @@
       <w:pPr>
         <w:pStyle w:val="Heading2"/>
       </w:pPr>
-      <w:bookmarkStart w:id="21" w:name="the-table-check-with-a-native-speaker"/>
+      <w:bookmarkStart w:id="21" w:name="the-table"/>
       <w:r>
-        <w:t xml:space="preserve">The table [check with a native speaker]</w:t>
+        <w:t xml:space="preserve">The table</w:t>
       </w:r>
       <w:bookmarkEnd w:id="21"/>
     </w:p>
@@ -1894,9 +1894,9 @@
       <w:pPr>
         <w:pStyle w:val="Heading2"/>
       </w:pPr>
-      <w:bookmarkStart w:id="22" w:name="Xaabbf84115425060e4e67af287b13a95b4afce3"/>
+      <w:bookmarkStart w:id="22" w:name="the-five-decision-steps"/>
       <w:r>
-        <w:t xml:space="preserve">The five decision steps [check with a native speaker]</w:t>
+        <w:t xml:space="preserve">The five decision steps</w:t>
       </w:r>
       <w:bookmarkEnd w:id="22"/>
     </w:p>
@@ -2301,9 +2301,9 @@
       <w:pPr>
         <w:pStyle w:val="Heading2"/>
       </w:pPr>
-      <w:bookmarkStart w:id="23" w:name="Xb82a41de9a5559b108068b803df1e3e1cc492ca"/>
+      <w:bookmarkStart w:id="23" w:name="the-reset-cue"/>
       <w:r>
-        <w:t xml:space="preserve">The reset cue [check with a native speaker]</w:t>
+        <w:t xml:space="preserve">The reset cue</w:t>
       </w:r>
       <w:bookmarkEnd w:id="23"/>
     </w:p>
@@ -2443,9 +2443,9 @@
       <w:pPr>
         <w:pStyle w:val="Heading2"/>
       </w:pPr>
-      <w:bookmarkStart w:id="24" w:name="X0f482487c905ef33eacb9bd9488b05b6054643b"/>
+      <w:bookmarkStart w:id="24" w:name="sentence-starters-used-this-week"/>
       <w:r>
-        <w:t xml:space="preserve">Sentence starters used this week [check with a native speaker]</w:t>
+        <w:t xml:space="preserve">Sentence starters used this week</w:t>
       </w:r>
       <w:bookmarkEnd w:id="24"/>
     </w:p>
@@ -2946,14 +2946,6 @@
         </w:tc>
       </w:tr>
     </w:tbl>
-    <w:p>
-      <w:pPr>
-        <w:pStyle w:val="BodyText"/>
-      </w:pPr>
-      <w:r>
-        <w:t xml:space="preserve">Notes:</w:t>
-      </w:r>
-    </w:p>
     <w:p>
       <w:pPr>
         <w:numPr>
@@ -2984,7 +2976,7 @@
         <w:pStyle w:val="Compact"/>
       </w:pPr>
       <w:r>
-        <w:t xml:space="preserve">The Spanish column is new in this unit because Sal’s sections may include Spanish speakers; at Brentwood the translations were Turkish and Portuguese only.</w:t>
+        <w:t xml:space="preserve">The Spanish column is here because many rooms include Spanish speakers; the Turkish and Portuguese columns came first.</w:t>
       </w:r>
     </w:p>
     <w:sectPr>
